--- a/arb/docx/14.content.docx
+++ b/arb/docx/14.content.docx
@@ -147,13 +147,6 @@
         <w:rPr>
           <w:lang w:val="ar_AE" w:bidi="ar_AE"/>
         </w:rPr>
-      </w:r>
-      <w:r>
-        <w:rPr>
-          <w:i/>
-          <w:lang w:val="ar_AE" w:bidi="ar_AE"/>
-        </w:rPr>
-        <w:t>2أخبار الأيام 1: 1, 2أخبار الأيام 1: 2–5, 2أخبار الأيام 1: 6–7, 2أخبار الأيام 1: 8–10, 2أخبار الأيام 1: 11, 2أخبار الأيام 1: 12, 2أخبار الأيام 1: 14–15, 2أخبار الأيام 2: 1–3, 2أخبار الأيام 2: 4–5, 2أخبار الأيام 2: 7, 2أخبار الأيام 2: 8–9, 2أخبار الأيام 2: 11–12, 2أخبار الأيام 2: 13–14, 2أخبار الأيام 2: 16, 2أخبار الأيام 3: 1–2, 2أخبار الأيام 3: 3, 2أخبار الأيام 3: 4, 2أخبار الأيام 3: 8–9, 2أخبار الأيام 3: 15–17, 2أخبار الأيام 4: 1, 2أخبار الأيام 4: 2, 2أخبار الأيام 4: 6, 2أخبار الأيام 4: 7, 2أخبار الأيام 4: 12–13, 2أخبار الأيام 4: 14–16, 2أخبار الأيام 4: 18, 2أخبار الأيام 4: 20, 2أخبار الأيام 5: 1, 2أخبار الأيام 5: 2–3, 2أخبار الأيام 5: 4–6, 2أخبار الأيام 5: 7–8, 2أخبار الأيام 5: 9–10, 2أخبار الأيام 5: 11–12, 2أخبار الأيام 5: 13, 2أخبار الأيام 5: 14, 2أخبار الأيام 6: 1–2, 2أخبار الأيام 6: 4–6, 2أخبار الأيام 6: 7–9, 2أخبار الأيام 6: 10–11, 2أخبار الأيام 6: 12–13, 2أخبار الأيام 6: 14–15, 2أخبار الأيام 6: 16–17, 2أخبار الأيام 6: 19–20, 2أخبار الأيام 6: 21, 2أخبار الأيام 6: 22–23, 2أخبار الأيام 6: 24–25, 2أخبار الأيام 6: 26–27, 2أخبار الأيام 6: 28–31, 2أخبار الأيام 6: 32–33, 2أخبار الأيام 6: 36–39, 2أخبار الأيام 6: 40–42, 2أخبار الأيام 7: 1, 2أخبار الأيام 7: 3, 2أخبار الأيام 7: 4–5, 2أخبار الأيام 7: 7, 2أخبار الأيام 7: 8–10, 2أخبار الأيام 7: 11, 2أخبار الأيام 7: 14, 2أخبار الأيام 7: 16, 2أخبار الأيام 7: 17–18, 2أخبار الأيام 7: 19–20, 2أخبار الأيام 7: 21–22, 2أخبار الأيام 8: 1–2, 2أخبار الأيام 8: 6, 2أخبار الأيام 8: 7–8, 2أخبار الأيام 8: 9–10, 2أخبار الأيام 8: 11, 2أخبار الأيام 8: 12–13, 2أخبار الأيام 8: 14, 2أخبار الأيام 8: 14–15, 2أخبار الأيام 8: 16, 2أخبار الأيام 9: 1, 2أخبار الأيام 9: 1–2, 2أخبار الأيام 9: 3–4, 2أخبار الأيام 9: 6, 2أخبار الأيام 9: 8, 2أخبار الأيام 9: 12, 2أخبار الأيام 9: 13, 2أخبار الأيام 9: 14, 2أخبار الأيام 9: 16, 2أخبار الأيام 9: 17, 2أخبار الأيام 9: 20, 2أخبار الأيام 9: 22–23, 2أخبار الأيام 9: 26, 2أخبار الأيام 9: 29–30, 2أخبار الأيام 10: 1, 2أخبار الأيام 10: 2, 2أخبار الأيام 10: 3–4, 2أخبار الأيام 10: 6–7, 2أخبار الأيام 10: 8–9, 2أخبار الأيام 10: 10–11, 2أخبار الأيام 10: 12–14, 2أخبار الأيام 10: 15, 2أخبار الأيام 10: 16, 2أخبار الأيام 10: 18, 2أخبار الأيام 11: 1, 2أخبار الأيام 11: 2–4, 2أخبار الأيام 11: 5–10, 2أخبار الأيام 11: 11–12, 2أخبار الأيام 11: 13–14, 2أخبار الأيام 11: 14–15, 2أخبار الأيام 11: 16–17, 2أخبار الأيام 11: 22–23, 2أخبار الأيام 12: 1, 2أخبار الأيام 12: 2, 2أخبار الأيام 12: 5–6, 2أخبار الأيام 12: 7, 2أخبار الأيام 12: 8, 2أخبار الأيام 12: 9, 2أخبار الأيام 12: 12, 2أخبار الأيام 12: 13–14, 2أخبار الأيام 12: 16, 2أخبار الأيام 13: 2, 2أخبار الأيام 13: 4, 2أخبار الأيام 13: 7, 2أخبار الأيام 13: 8, 2أخبار الأيام 13: 10, 2أخبار الأيام 13: 12, 2أخبار الأيام 13: 13, 2أخبار الأيام 13: 18, 2أخبار الأيام 13: 20, 2أخبار الأيام 14: 2–3, 2أخبار الأيام 14: 5–6, 2أخبار الأيام 14: 7, 2أخبار الأيام 14: 9–11, 2أخبار الأيام 14: 12, 2أخبار الأيام 14: 14, 2أخبار الأيام 15: 1–2, 2أخبار الأيام 15: 3, 2أخبار الأيام 15: 5, 2أخبار الأيام 15: 6, 2أخبار الأيام 15: 8, 2أخبار الأيام 15: 9, 2أخبار الأيام 15: 12, 2أخبار الأيام 15: 13, 2أخبار الأيام 15: 15, 2أخبار الأيام 15: 17, 2أخبار الأيام 15: 19, 2أخبار الأيام 16: 1, 2أخبار الأيام 16: 2–3, 2أخبار الأيام 16: 3, 2أخبار الأيام 16: 4–6, 2أخبار الأيام 16: 7–8, 2أخبار الأيام 16: 9, 2أخبار الأيام 16: 10, 2أخبار الأيام 16: 12, 2أخبار الأيام 16: 14, 2أخبار الأيام 17: 2, 2أخبار الأيام 17: 3, 2أخبار الأيام 17: 4, 2أخبار الأيام 17: 6, 2أخبار الأيام 17: 9, 2أخبار الأيام 17: 10, 2أخبار الأيام 17: 12, 2أخبار الأيام 17: 16, 2أخبار الأيام 17: 17, 2أخبار الأيام 18: 1, 2أخبار الأيام 18: 4, 2أخبار الأيام 18: 7, 2أخبار الأيام 18: 11, 2أخبار الأيام 18: 12, 2أخبار الأيام 18: 16, 2أخبار الأيام 18: 18, 2أخبار الأيام 18: 19, 2أخبار الأيام 18: 21, 2أخبار الأيام 18: 22, 2أخبار الأيام 18: 26, 2أخبار الأيام 18: 27, 2أخبار الأيام 18: 30, 2أخبار الأيام 18: 32, 2أخبار الأيام 18: 34, 2أخبار الأيام 19: 3, 2أخبار الأيام 19: 5, 2أخبار الأيام 19: 6, 2أخبار الأيام 19: 9, 2أخبار الأيام 19: 10, 2أخبار الأيام 19: 11, 2أخبار الأيام 20: 1, 2أخبار الأيام 20: 4, 2أخبار الأيام 20: 5, 2أخبار الأيام 20: 9, 2أخبار الأيام 20: 10, 2أخبار الأيام 20: 13, 2أخبار الأيام 20: 15, 2أخبار الأيام 20: 17, 2أخبار الأيام 20: 18, 2أخبار الأيام 20: 21, 2أخبار الأيام 20: 22, 2أخبار الأيام 20: 24, 2أخبار الأيام 20: 25, 2أخبار الأيام 20: 27, 2أخبار الأيام 20: 30, 2أخبار الأيام 20: 32, 2أخبار الأيام 20: 37, 2أخبار الأيام 21: 3, 2أخبار الأيام 21: 4, 2أخبار الأيام 21: 7, 2أخبار الأيام 21: 10, 2أخبار الأيام 21: 11, 2أخبار الأيام 21: 15, 2أخبار الأيام 21: 17, 2أخبار الأيام 21: 19, 2أخبار الأيام 22: 3, 2أخبار الأيام 22: 4, 2أخبار الأيام 22: 6, 2أخبار الأيام 22: 7, 2أخبار الأيام 22: 9, 2أخبار الأيام 22: 10, 2أخبار الأيام 22: 12, 2أخبار الأيام 23: 3, 2أخبار الأيام 23: 4, 2أخبار الأيام 23: 7, 2أخبار الأيام 23: 8, 2أخبار الأيام 23: 11, 2أخبار الأيام 23: 12, 2أخبار الأيام 23: 13, 2أخبار الأيام 23: 14, 2أخبار الأيام 23: 16, 2أخبار الأيام 23: 19, 2أخبار الأيام 23: 20, 2أخبار الأيام 24: 2, 2أخبار الأيام 24: 5, 2أخبار الأيام 24: 7, 2أخبار الأيام 24: 8, 2أخبار الأيام 24: 10, 2أخبار الأيام 24: 11, 2أخبار الأيام 24: 13, 2أخبار الأيام 24: 16, 2أخبار الأيام 24: 19, 2أخبار الأيام 24: 20, 2أخبار الأيام 24: 22, 2أخبار الأيام 24: 24, 2أخبار الأيام 24: 25, 2أخبار الأيام 25: 1, 2أخبار الأيام 25: 2, 2أخبار الأيام 25: 3–4, 2أخبار الأيام 25: 5–6, 2أخبار الأيام 25: 7, 2أخبار الأيام 25: 8, 2أخبار الأيام 25: 9, 2أخبار الأيام 25: 10, 2أخبار الأيام 25: 11, 2أخبار الأيام 25: 12, 2أخبار الأيام 25: 13, 2أخبار الأيام 25: 14, 2أخبار الأيام 25: 15, 2أخبار الأيام 25: 16, 2أخبار الأيام 25: 17, 2أخبار الأيام 25: 18–19, 2أخبار الأيام 25: 20, 2أخبار الأيام 25: 21–22, 2أخبار الأيام 25: 23–24, 2أخبار الأيام 25: 25, 2أخبار الأيام 25: 26, 2أخبار الأيام 25: 27, 2أخبار الأيام 25: 27–28, 2أخبار الأيام 26: 1, 2أخبار الأيام 26: 2, 2أخبار الأيام 26: 4–5, 2أخبار الأيام 26: 5, 2أخبار الأيام 26: 6–8, 2أخبار الأيام 26: 9–10, 2أخبار الأيام 26: 10, 2أخبار الأيام 26: 11–13, 2أخبار الأيام 26: 13, 2أخبار الأيام 26: 14–15, 2أخبار الأيام 26: 15, 2أخبار الأيام 26: 16, 2أخبار الأيام 26: 17–18, 2أخبار الأيام 26: 19, 2أخبار الأيام 26: 20, 2أخبار الأيام 26: 21, 2أخبار الأيام 26: 23, 2أخبار الأيام 27: 1, 2أخبار الأيام 27: 2, 2أخبار الأيام 27: 3, 2أخبار الأيام 27: 4, 2أخبار الأيام 27: 5, 2أخبار الأيام 27: 6, 2أخبار الأيام 27: 9, 2أخبار الأيام 27: 9 (#2), 2أخبار الأيام 28: 1, 2أخبار الأيام 28: 2, 2أخبار الأيام 28: 3, 2أخبار الأيام 28: 5–6, 2أخبار الأيام 28: 8, 2أخبار الأيام 28: 9, 2أخبار الأيام 28: 9 (#2), 2أخبار الأيام 28: 10–11, 2أخبار الأيام 28: 13, 2أخبار الأيام 28: 14–15, 2أخبار الأيام 28: 16–18, 2أخبار الأيام 28: 19, 2أخبار الأيام 28: 21, 2أخبار الأيام 28: 22–23, 2أخبار الأيام 28: 24, 2أخبار الأيام 28: 24–25, 2أخبار الأيام 28: 26, 2أخبار الأيام 28: 27, 2أخبار الأيام 29: 1–2, 2أخبار الأيام 29: 3–5, 2أخبار الأيام 29: 6, 2أخبار الأيام 29: 6–7, 2أخبار الأيام 29: 8, 2أخبار الأيام 29: 9, 2أخبار الأيام 29: 10, 2أخبار الأيام 29: 15, 2أخبار الأيام 29: 16, 2أخبار الأيام 29: 17, 2أخبار الأيام 29: 18–19, 2أخبار الأيام 29: 20–21, 2أخبار الأيام 29: 22–24, 2أخبار الأيام 29: 25, 2أخبار الأيام 29: 27–28, 2أخبار الأيام 29: 30, 2أخبار الأيام 29: 31, 2أخبار الأيام 29: 32–33, 2أخبار الأيام 29: 34, 2أخبار الأيام 29: 35–36, 2أخبار الأيام 30: 1, 2أخبار الأيام 30: 1 (#2), 2أخبار الأيام 30: 2, 2أخبار الأيام 30: 3, 2أخبار الأيام 30: 4, 2أخبار الأيام 30: 5, 2أخبار الأيام 30: 5 (#2), 2أخبار الأيام 30: 5 (#3), 2أخبار الأيام 30: 6, 2أخبار الأيام 30: 9, 2أخبار الأيام 30: 10, 2أخبار الأيام 30: 11, 2أخبار الأيام 30: 12, 2أخبار الأيام 30: 13, 2أخبار الأيام 30: 14–15, 2أخبار الأيام 30: 15, 2أخبار الأيام 30: 16, 2أخبار الأيام 30: 17, 2أخبار الأيام 30: 18–19, 2أخبار الأيام 30: 20, 2أخبار الأيام 30: 21, 2أخبار الأيام 30: 22, 2أخبار الأيام 30: 23–24, 2أخبار الأيام 30: 25, 2أخبار الأيام 30: 26, 2أخبار الأيام 30: 27, 2أخبار الأيام 31: 1, 2أخبار الأيام 31: 1 (#2), 2أخبار الأيام 31: 2, 2أخبار الأيام 31: 3, 2أخبار الأيام 31: 4, 2أخبار الأيام 31: 5, 2أخبار الأيام 31: 6, 2أخبار الأيام 31: 7, 2أخبار الأيام 31: 8, 2أخبار الأيام 31: 9–10, 2أخبار الأيام 31: 11–12, 2أخبار الأيام 31: 12, 2أخبار الأيام 31: 16, 2أخبار الأيام 31: 17, 2أخبار الأيام 31: 18, 2أخبار الأيام 31: 19, 2أخبار الأيام 31: 20, 2أخبار الأيام 31: 21, 2أخبار الأيام 32: 1, 2أخبار الأيام 32: 2–4, 2أخبار الأيام 32: 5, 2أخبار الأيام 32: 6–8, 2أخبار الأيام 32: 9–10, 2أخبار الأيام 32: 11, 2أخبار الأيام 32: 13–14, 2أخبار الأيام 32: 14–15, 2أخبار الأيام 32: 16–17, 2أخبار الأيام 32: 18, 2أخبار الأيام 32: 20–21, 2أخبار الأيام 32: 21, 2أخبار الأيام 32: 22–23, 2أخبار الأيام 32: 24–26, 2أخبار الأيام 32: 27–29, 2أخبار الأيام 32: 30–31, 2أخبار الأيام 32: 32, 2أخبار الأيام 33: 1–3, 2أخبار الأيام 33: 6, 2أخبار الأيام 33: 7, 2أخبار الأيام 33: 10–11, 2أخبار الأيام 33: 12–13, 2أخبار الأيام 33: 14–15, 2أخبار الأيام 33: 17, 2أخبار الأيام 33: 18, 2أخبار الأيام 33: 21–23, 2أخبار الأيام 33: 24, 2أخبار الأيام 34: 1–3, 2أخبار الأيام 34: 4–5, 2أخبار الأيام 34: 6–7, 2أخبار الأيام 34: 8–9, 2أخبار الأيام 34: 10–11, 2أخبار الأيام 34: 12–13, 2أخبار الأيام 34: 14, 2أخبار الأيام 34: 19, 2أخبار الأيام 34: 25, 2أخبار الأيام 34: 26–28, 2أخبار الأيام 34: 29–30, 2أخبار الأيام 34: 31–32, 2أخبار الأيام 34: 33, 2أخبار الأيام 35: 1–2, 2أخبار الأيام 35: 3, 2أخبار الأيام 35: 6, 2أخبار الأيام 35: 11–12, 2أخبار الأيام 35: 16–17, 2أخبار الأيام 35: 18, 2أخبار الأيام 35: 20–21, 2أخبار الأيام 35: 22, 2أخبار الأيام 35: 23–24, 2أخبار الأيام 35: 25, 2أخبار الأيام 35: 26–27, 2أخبار الأيام 36: 1–2, 2أخبار الأيام 36: 3–4, 2أخبار الأيام 36: 5, 2أخبار الأيام 36: 6, 2أخبار الأيام 36: 7, 2أخبار الأيام 36: 8, 2أخبار الأيام 36: 9, 2أخبار الأيام 36: 10, 2أخبار الأيام 36: 12, 2أخبار الأيام 36: 13, 2أخبار الأيام 36: 15–16, 2أخبار الأيام 36: 17, 2أخبار الأيام 36: 18–19, 2أخبار الأيام 36: 20–21, 2أخبار الأيام 36: 22–23</w:t>
       </w:r>
       <w:r>
         <w:rPr>

--- a/arb/docx/14.content.docx
+++ b/arb/docx/14.content.docx
@@ -132,21 +132,6 @@
           <w:lang w:val="ar_AE" w:bidi="ar_AE"/>
         </w:rPr>
         <w:t>2CH</w:t>
-      </w:r>
-      <w:r>
-        <w:rPr>
-          <w:lang w:val="ar_AE" w:bidi="ar_AE"/>
-        </w:rPr>
-      </w:r>
-    </w:p>
-    <w:p>
-      <w:pPr>
-        <w:bidi/>
-      </w:pPr>
-      <w:r>
-        <w:rPr>
-          <w:lang w:val="ar_AE" w:bidi="ar_AE"/>
-        </w:rPr>
       </w:r>
       <w:r>
         <w:rPr>

--- a/arb/docx/14.content.docx
+++ b/arb/docx/14.content.docx
@@ -22,7 +22,7 @@
         <w:rPr>
           <w:lang w:val="ar_AE" w:bidi="ar_AE"/>
         </w:rPr>
-        <w:t>Resource: أسئلة الترجمة (unfoldingWord)</w:t>
+        <w:t>Resource: unfoldingWord® Translation Questions</w:t>
       </w:r>
       <w:r>
         <w:rPr>
@@ -91,7 +91,7 @@
         <w:rPr>
           <w:lang w:val="ar_AE" w:bidi="ar_AE"/>
         </w:rPr>
-        <w:t>أسئلة الترجمة (unfoldingWord)</w:t>
+        <w:t>unfoldingWord® Translation Questions</w:t>
       </w:r>
     </w:p>
     <w:p>
